--- a/Personal-Website/public/Noor Athamny -Ui Ux Resume.docx
+++ b/Personal-Website/public/Noor Athamny -Ui Ux Resume.docx
@@ -35,21 +35,8 @@
           <w:sz w:val="40"/>
           <w:szCs w:val="40"/>
         </w:rPr>
-        <w:t xml:space="preserve"> </w:t>
-      </w:r>
-      <w:proofErr w:type="spellStart"/>
-      <w:r>
-        <w:rPr>
-          <w:rFonts w:cstheme="minorHAnsi"/>
-          <w:b/>
-          <w:bCs/>
-          <w:color w:val="2F5496" w:themeColor="accent1" w:themeShade="BF"/>
-          <w:sz w:val="40"/>
-          <w:szCs w:val="40"/>
-        </w:rPr>
-        <w:t>Athamny</w:t>
-      </w:r>
-      <w:proofErr w:type="spellEnd"/>
+        <w:t xml:space="preserve"> Athamny</w:t>
+      </w:r>
     </w:p>
     <w:p>
       <w:pPr>
@@ -506,7 +493,75 @@
           <w:rFonts w:cstheme="minorHAnsi"/>
           <w:lang w:bidi="ar-JO"/>
         </w:rPr>
-        <w:t>Redesigned a service-based mobile app and built a website version from scratch to enhance user access and brand visibility.</w:t>
+        <w:t xml:space="preserve">Redesigned a service-based </w:t>
+      </w:r>
+      <w:r>
+        <w:rPr>
+          <w:rFonts w:cstheme="minorHAnsi"/>
+          <w:b/>
+          <w:bCs/>
+          <w:sz w:val="24"/>
+          <w:szCs w:val="24"/>
+          <w:lang w:bidi="ar-JO"/>
+        </w:rPr>
+        <w:t>mobile app</w:t>
+      </w:r>
+      <w:r>
+        <w:rPr>
+          <w:rFonts w:cstheme="minorHAnsi"/>
+          <w:lang w:bidi="ar-JO"/>
+        </w:rPr>
+        <w:t xml:space="preserve"> and built a </w:t>
+      </w:r>
+      <w:r>
+        <w:rPr>
+          <w:rFonts w:cstheme="minorHAnsi"/>
+          <w:b/>
+          <w:bCs/>
+          <w:sz w:val="24"/>
+          <w:szCs w:val="24"/>
+          <w:lang w:bidi="ar-JO"/>
+        </w:rPr>
+        <w:t>website</w:t>
+      </w:r>
+      <w:r>
+        <w:rPr>
+          <w:rFonts w:cstheme="minorHAnsi"/>
+          <w:lang w:bidi="ar-JO"/>
+        </w:rPr>
+        <w:t xml:space="preserve"> version from scratch to enhance user access and brand visibility</w:t>
+      </w:r>
+      <w:r>
+        <w:rPr>
+          <w:rFonts w:cstheme="minorHAnsi"/>
+          <w:lang w:bidi="ar-JO"/>
+        </w:rPr>
+        <w:t xml:space="preserve"> and a </w:t>
+      </w:r>
+      <w:r>
+        <w:rPr>
+          <w:rFonts w:cstheme="minorHAnsi"/>
+          <w:b/>
+          <w:bCs/>
+          <w:sz w:val="24"/>
+          <w:szCs w:val="24"/>
+          <w:lang w:bidi="ar-JO"/>
+        </w:rPr>
+        <w:t>dashboard</w:t>
+      </w:r>
+      <w:r>
+        <w:rPr>
+          <w:rFonts w:cstheme="minorHAnsi"/>
+          <w:lang w:bidi="ar-JO"/>
+        </w:rPr>
+        <w:t xml:space="preserve"> for management</w:t>
+      </w:r>
+      <w:r>
+        <w:rPr>
+          <w:rFonts w:cstheme="minorHAnsi"/>
+          <w:lang w:bidi="ar-JO"/>
+        </w:rPr>
+        <w:t>.</w:t>
       </w:r>
       <w:r>
         <w:rPr>
@@ -4070,11 +4125,12 @@
 </file>
 
 <file path=customXml/item1.xml><?xml version="1.0" encoding="utf-8"?>
-<p:properties xmlns:p="http://schemas.microsoft.com/office/2006/metadata/properties" xmlns:xsi="http://www.w3.org/2001/XMLSchema-instance" xmlns:pc="http://schemas.microsoft.com/office/infopath/2007/PartnerControls">
-  <documentManagement>
-    <_activity xmlns="4e1d1a79-affe-4f59-8ad8-7859947ac854" xsi:nil="true"/>
-  </documentManagement>
-</p:properties>
+<?mso-contentType ?>
+<FormTemplates xmlns="http://schemas.microsoft.com/sharepoint/v3/contenttype/forms">
+  <Display>DocumentLibraryForm</Display>
+  <Edit>DocumentLibraryForm</Edit>
+  <New>DocumentLibraryForm</New>
+</FormTemplates>
 </file>
 
 <file path=customXml/item2.xml><?xml version="1.0" encoding="utf-8"?>
@@ -4325,12 +4381,11 @@
 </file>
 
 <file path=customXml/item3.xml><?xml version="1.0" encoding="utf-8"?>
-<?mso-contentType ?>
-<FormTemplates xmlns="http://schemas.microsoft.com/sharepoint/v3/contenttype/forms">
-  <Display>DocumentLibraryForm</Display>
-  <Edit>DocumentLibraryForm</Edit>
-  <New>DocumentLibraryForm</New>
-</FormTemplates>
+<p:properties xmlns:p="http://schemas.microsoft.com/office/2006/metadata/properties" xmlns:xsi="http://www.w3.org/2001/XMLSchema-instance" xmlns:pc="http://schemas.microsoft.com/office/infopath/2007/PartnerControls">
+  <documentManagement>
+    <_activity xmlns="4e1d1a79-affe-4f59-8ad8-7859947ac854" xsi:nil="true"/>
+  </documentManagement>
+</p:properties>
 </file>
 
 <file path=customXml/item4.xml><?xml version="1.0" encoding="utf-8"?>
@@ -4338,11 +4393,9 @@
 </file>
 
 <file path=customXml/itemProps1.xml><?xml version="1.0" encoding="utf-8"?>
-<ds:datastoreItem xmlns:ds="http://schemas.openxmlformats.org/officeDocument/2006/customXml" ds:itemID="{43AD9E2A-DE8F-425C-A940-B60037300748}">
+<ds:datastoreItem xmlns:ds="http://schemas.openxmlformats.org/officeDocument/2006/customXml" ds:itemID="{D7F029C2-7F81-4273-846B-790BA12C655F}">
   <ds:schemaRefs>
-    <ds:schemaRef ds:uri="http://schemas.microsoft.com/office/2006/metadata/properties"/>
-    <ds:schemaRef ds:uri="http://schemas.microsoft.com/office/infopath/2007/PartnerControls"/>
-    <ds:schemaRef ds:uri="4e1d1a79-affe-4f59-8ad8-7859947ac854"/>
+    <ds:schemaRef ds:uri="http://schemas.microsoft.com/sharepoint/v3/contenttype/forms"/>
   </ds:schemaRefs>
 </ds:datastoreItem>
 </file>
@@ -4367,9 +4420,11 @@
 </file>
 
 <file path=customXml/itemProps3.xml><?xml version="1.0" encoding="utf-8"?>
-<ds:datastoreItem xmlns:ds="http://schemas.openxmlformats.org/officeDocument/2006/customXml" ds:itemID="{D7F029C2-7F81-4273-846B-790BA12C655F}">
+<ds:datastoreItem xmlns:ds="http://schemas.openxmlformats.org/officeDocument/2006/customXml" ds:itemID="{43AD9E2A-DE8F-425C-A940-B60037300748}">
   <ds:schemaRefs>
-    <ds:schemaRef ds:uri="http://schemas.microsoft.com/sharepoint/v3/contenttype/forms"/>
+    <ds:schemaRef ds:uri="http://schemas.microsoft.com/office/2006/metadata/properties"/>
+    <ds:schemaRef ds:uri="http://schemas.microsoft.com/office/infopath/2007/PartnerControls"/>
+    <ds:schemaRef ds:uri="4e1d1a79-affe-4f59-8ad8-7859947ac854"/>
   </ds:schemaRefs>
 </ds:datastoreItem>
 </file>
